--- a/APOLLO_User_Manual.pdf.docx
+++ b/APOLLO_User_Manual.pdf.docx
@@ -9,7 +9,6 @@
         <w:tblW w:w="9488" w:type="dxa"/>
         <w:tblInd w:w="0" w:type="dxa"/>
         <w:tblCellMar>
-          <w:top w:w="0" w:type="dxa"/>
           <w:left w:w="115" w:type="dxa"/>
           <w:bottom w:w="651" w:type="dxa"/>
           <w:right w:w="115" w:type="dxa"/>
@@ -897,7 +896,7 @@
     </w:p>
     <w:p>
       <w:pPr>
-        <w:pStyle w:val="SubTItle0"/>
+        <w:pStyle w:val="Subtitle1"/>
       </w:pPr>
       <w:r>
         <w:t>login</w:t>
@@ -967,10 +966,7 @@
         <w:t>Note:</w:t>
       </w:r>
       <w:r>
-        <w:t xml:space="preserve"> </w:t>
-      </w:r>
-      <w:r>
-        <w:t>If no Password is configured</w:t>
+        <w:t xml:space="preserve"> If no Password is configured</w:t>
       </w:r>
       <w:r>
         <w:t>, a temporary password will be generated, see on Terminal</w:t>
@@ -978,7 +974,7 @@
     </w:p>
     <w:p>
       <w:pPr>
-        <w:pStyle w:val="SubTItle0"/>
+        <w:pStyle w:val="Subtitle1"/>
       </w:pPr>
       <w:r>
         <w:lastRenderedPageBreak/>
@@ -1032,7 +1028,7 @@
     </w:p>
     <w:p>
       <w:pPr>
-        <w:pStyle w:val="SubTItle0"/>
+        <w:pStyle w:val="Subtitle1"/>
       </w:pPr>
       <w:r>
         <w:t xml:space="preserve"> Live Viewer</w:t>
@@ -1117,7 +1113,7 @@
     </w:p>
     <w:p>
       <w:pPr>
-        <w:pStyle w:val="SubTItle0"/>
+        <w:pStyle w:val="Subtitle1"/>
       </w:pPr>
       <w:r>
         <w:t>Adding New Streams</w:t>
@@ -1193,7 +1189,7 @@
     </w:p>
     <w:p>
       <w:pPr>
-        <w:pStyle w:val="SubTItle0"/>
+        <w:pStyle w:val="Subtitle1"/>
       </w:pPr>
       <w:r>
         <w:t>adding new zones</w:t>
@@ -1249,7 +1245,7 @@
     </w:p>
     <w:p>
       <w:pPr>
-        <w:pStyle w:val="SubTItle0"/>
+        <w:pStyle w:val="Subtitle1"/>
       </w:pPr>
       <w:r>
         <w:t>roi (region of interest) setup</w:t>
@@ -1339,7 +1335,7 @@
     </w:p>
     <w:p>
       <w:pPr>
-        <w:pStyle w:val="SubTItle0"/>
+        <w:pStyle w:val="Subtitle1"/>
       </w:pPr>
       <w:r>
         <w:lastRenderedPageBreak/>
@@ -1550,7 +1546,7 @@
     </w:p>
     <w:p>
       <w:pPr>
-        <w:pStyle w:val="SubTItle0"/>
+        <w:pStyle w:val="Subtitle1"/>
       </w:pPr>
       <w:r>
         <w:t>historical data and reporting</w:t>
@@ -1604,7 +1600,7 @@
     </w:p>
     <w:p>
       <w:pPr>
-        <w:pStyle w:val="SubTItle0"/>
+        <w:pStyle w:val="Subtitle1"/>
       </w:pPr>
       <w:r>
         <w:t xml:space="preserve"> Database Management</w:t>
@@ -1685,7 +1681,7 @@
     </w:p>
     <w:p>
       <w:pPr>
-        <w:pStyle w:val="SubTItle0"/>
+        <w:pStyle w:val="Subtitle1"/>
       </w:pPr>
       <w:r>
         <w:t xml:space="preserve"> Troubleshooting Quick-Link</w:t>
@@ -1698,9 +1694,7 @@
         <w:tblInd w:w="8" w:type="dxa"/>
         <w:tblLayout w:type="fixed"/>
         <w:tblCellMar>
-          <w:top w:w="0" w:type="dxa"/>
           <w:left w:w="158" w:type="dxa"/>
-          <w:bottom w:w="0" w:type="dxa"/>
           <w:right w:w="115" w:type="dxa"/>
         </w:tblCellMar>
         <w:tblLook w:val="04A0" w:firstRow="1" w:lastRow="0" w:firstColumn="1" w:lastColumn="0" w:noHBand="0" w:noVBand="1"/>
@@ -2243,9 +2237,7 @@
         <w:tblInd w:w="8" w:type="dxa"/>
         <w:tblLayout w:type="fixed"/>
         <w:tblCellMar>
-          <w:top w:w="0" w:type="dxa"/>
           <w:left w:w="158" w:type="dxa"/>
-          <w:bottom w:w="0" w:type="dxa"/>
           <w:right w:w="115" w:type="dxa"/>
         </w:tblCellMar>
         <w:tblLook w:val="04A0" w:firstRow="1" w:lastRow="0" w:firstColumn="1" w:lastColumn="0" w:noHBand="0" w:noVBand="1"/>
@@ -2356,13 +2348,7 @@
               <w:spacing w:line="259" w:lineRule="auto"/>
             </w:pPr>
             <w:r>
-              <w:t xml:space="preserve">App </w:t>
-            </w:r>
-            <w:r>
-              <w:t>Entry point</w:t>
-            </w:r>
-            <w:r>
-              <w:t xml:space="preserve"> &amp; Service Initialization</w:t>
+              <w:t>App Entry point &amp; Service Initialization</w:t>
             </w:r>
           </w:p>
         </w:tc>
@@ -2633,6 +2619,51 @@
             </w:pPr>
             <w:r>
               <w:t>Global Constants &amp; Tuning</w:t>
+            </w:r>
+          </w:p>
+        </w:tc>
+      </w:tr>
+      <w:tr>
+        <w:trPr>
+          <w:trHeight w:val="635"/>
+        </w:trPr>
+        <w:tc>
+          <w:tcPr>
+            <w:tcW w:w="3207" w:type="dxa"/>
+            <w:tcBorders>
+              <w:top w:val="single" w:sz="6" w:space="0" w:color="DDDDDD"/>
+              <w:left w:val="single" w:sz="6" w:space="0" w:color="DDDDDD"/>
+              <w:bottom w:val="single" w:sz="6" w:space="0" w:color="DDDDDD"/>
+              <w:right w:val="single" w:sz="6" w:space="0" w:color="DDDDDD"/>
+            </w:tcBorders>
+            <w:vAlign w:val="center"/>
+          </w:tcPr>
+          <w:p>
+            <w:pPr>
+              <w:spacing w:line="259" w:lineRule="auto"/>
+            </w:pPr>
+            <w:r>
+              <w:t>Index.html / style.css</w:t>
+            </w:r>
+          </w:p>
+        </w:tc>
+        <w:tc>
+          <w:tcPr>
+            <w:tcW w:w="6416" w:type="dxa"/>
+            <w:tcBorders>
+              <w:top w:val="single" w:sz="6" w:space="0" w:color="DDDDDD"/>
+              <w:left w:val="single" w:sz="6" w:space="0" w:color="DDDDDD"/>
+              <w:bottom w:val="single" w:sz="6" w:space="0" w:color="DDDDDD"/>
+              <w:right w:val="single" w:sz="6" w:space="0" w:color="DDDDDD"/>
+            </w:tcBorders>
+            <w:vAlign w:val="center"/>
+          </w:tcPr>
+          <w:p>
+            <w:pPr>
+              <w:spacing w:line="259" w:lineRule="auto"/>
+            </w:pPr>
+            <w:r>
+              <w:t>Frontend</w:t>
             </w:r>
           </w:p>
         </w:tc>
@@ -6125,6 +6156,7 @@
   <w:style w:type="character" w:default="1" w:styleId="DefaultParagraphFont">
     <w:name w:val="Default Paragraph Font"/>
     <w:uiPriority w:val="1"/>
+    <w:semiHidden/>
     <w:unhideWhenUsed/>
   </w:style>
   <w:style w:type="table" w:default="1" w:styleId="TableNormal">
@@ -6566,8 +6598,8 @@
       <w:outlineLvl w:val="9"/>
     </w:pPr>
   </w:style>
-  <w:style w:type="paragraph" w:customStyle="1" w:styleId="SubTItle0">
-    <w:name w:val="SubTItle"/>
+  <w:style w:type="paragraph" w:customStyle="1" w:styleId="Subtitle1">
+    <w:name w:val="Subtitle1"/>
     <w:basedOn w:val="Heading3"/>
     <w:link w:val="SubTItleChar0"/>
     <w:qFormat/>
@@ -6580,7 +6612,7 @@
   <w:style w:type="character" w:customStyle="1" w:styleId="SubTItleChar0">
     <w:name w:val="SubTItle Char"/>
     <w:basedOn w:val="Heading3Char"/>
-    <w:link w:val="SubTItle0"/>
+    <w:link w:val="Subtitle1"/>
     <w:rsid w:val="00293DD0"/>
     <w:rPr>
       <w:b/>

--- a/APOLLO_User_Manual.pdf.docx
+++ b/APOLLO_User_Manual.pdf.docx
@@ -2047,6 +2047,71 @@
           </w:p>
         </w:tc>
       </w:tr>
+      <w:tr>
+        <w:trPr>
+          <w:trHeight w:val="635"/>
+        </w:trPr>
+        <w:tc>
+          <w:tcPr>
+            <w:tcW w:w="3207" w:type="dxa"/>
+            <w:tcBorders>
+              <w:top w:val="single" w:sz="6" w:space="0" w:color="DDDDDD"/>
+              <w:left w:val="single" w:sz="6" w:space="0" w:color="DDDDDD"/>
+              <w:bottom w:val="single" w:sz="6" w:space="0" w:color="DDDDDD"/>
+              <w:right w:val="single" w:sz="6" w:space="0" w:color="DDDDDD"/>
+            </w:tcBorders>
+            <w:vAlign w:val="center"/>
+          </w:tcPr>
+          <w:p>
+            <w:pPr>
+              <w:spacing w:line="259" w:lineRule="auto"/>
+            </w:pPr>
+            <w:r>
+              <w:lastRenderedPageBreak/>
+              <w:t>Program Suddenly Stop</w:t>
+            </w:r>
+          </w:p>
+        </w:tc>
+        <w:tc>
+          <w:tcPr>
+            <w:tcW w:w="3208" w:type="dxa"/>
+            <w:tcBorders>
+              <w:top w:val="single" w:sz="6" w:space="0" w:color="DDDDDD"/>
+              <w:left w:val="single" w:sz="6" w:space="0" w:color="DDDDDD"/>
+              <w:bottom w:val="single" w:sz="6" w:space="0" w:color="DDDDDD"/>
+              <w:right w:val="single" w:sz="6" w:space="0" w:color="DDDDDD"/>
+            </w:tcBorders>
+          </w:tcPr>
+          <w:p>
+            <w:pPr>
+              <w:spacing w:line="259" w:lineRule="auto"/>
+            </w:pPr>
+            <w:r>
+              <w:t>Memory Allocation Issue</w:t>
+            </w:r>
+          </w:p>
+        </w:tc>
+        <w:tc>
+          <w:tcPr>
+            <w:tcW w:w="3208" w:type="dxa"/>
+            <w:tcBorders>
+              <w:top w:val="single" w:sz="6" w:space="0" w:color="DDDDDD"/>
+              <w:left w:val="single" w:sz="6" w:space="0" w:color="DDDDDD"/>
+              <w:bottom w:val="single" w:sz="6" w:space="0" w:color="DDDDDD"/>
+              <w:right w:val="single" w:sz="6" w:space="0" w:color="DDDDDD"/>
+            </w:tcBorders>
+            <w:vAlign w:val="center"/>
+          </w:tcPr>
+          <w:p>
+            <w:pPr>
+              <w:spacing w:line="259" w:lineRule="auto"/>
+            </w:pPr>
+            <w:r>
+              <w:t>Verify through terminal. Restart the System.</w:t>
+            </w:r>
+          </w:p>
+        </w:tc>
+      </w:tr>
     </w:tbl>
     <w:p>
       <w:pPr>
@@ -2681,6 +2746,34 @@
     </w:p>
     <w:p>
       <w:pPr>
+        <w:pStyle w:val="Heading1"/>
+        <w:rPr>
+          <w:noProof/>
+        </w:rPr>
+      </w:pPr>
+      <w:r>
+        <w:rPr>
+          <w:noProof/>
+        </w:rPr>
+        <w:t>Bugs</w:t>
+      </w:r>
+    </w:p>
+    <w:p>
+      <w:pPr>
+        <w:pStyle w:val="Heading3"/>
+        <w:rPr>
+          <w:noProof/>
+        </w:rPr>
+      </w:pPr>
+      <w:r>
+        <w:rPr>
+          <w:noProof/>
+        </w:rPr>
+        <w:t>bugs to look out for</w:t>
+      </w:r>
+    </w:p>
+    <w:p>
+      <w:pPr>
         <w:spacing w:after="308" w:line="259" w:lineRule="auto"/>
         <w:ind w:right="-43"/>
         <w:rPr>
@@ -2688,6 +2781,13 @@
           <w:color w:val="000000"/>
         </w:rPr>
       </w:pPr>
+      <w:r>
+        <w:rPr>
+          <w:noProof/>
+          <w:color w:val="000000"/>
+        </w:rPr>
+        <w:t>1.Only the device who executed the program can view the camera but other devices can view the numbers of analytics through the Ip address of the device that executed the program.</w:t>
+      </w:r>
     </w:p>
     <w:p>
       <w:pPr>
@@ -2698,6 +2798,13 @@
           <w:color w:val="000000"/>
         </w:rPr>
       </w:pPr>
+      <w:r>
+        <w:rPr>
+          <w:noProof/>
+          <w:color w:val="000000"/>
+        </w:rPr>
+        <w:t>2.Optimize the Database more to prevent bloating.</w:t>
+      </w:r>
     </w:p>
     <w:p>
       <w:pPr>
@@ -2711,14 +2818,46 @@
     </w:p>
     <w:p>
       <w:pPr>
-        <w:spacing w:after="308" w:line="259" w:lineRule="auto"/>
-        <w:ind w:right="-43"/>
+        <w:pStyle w:val="Heading1"/>
         <w:rPr>
           <w:noProof/>
-          <w:color w:val="000000"/>
         </w:rPr>
       </w:pPr>
-    </w:p>
+      <w:r>
+        <w:rPr>
+          <w:noProof/>
+        </w:rPr>
+        <w:t>Improvements</w:t>
+      </w:r>
+    </w:p>
+    <w:p>
+      <w:pPr>
+        <w:pStyle w:val="Heading3"/>
+        <w:rPr>
+          <w:noProof/>
+        </w:rPr>
+      </w:pPr>
+      <w:r>
+        <w:rPr>
+          <w:noProof/>
+        </w:rPr>
+        <w:t>things to improve</w:t>
+      </w:r>
+    </w:p>
+    <w:p>
+      <w:r>
+        <w:t>1.To avoid computational bottleneck. Each area should have separate device to run the backend so that all cameras can run simultaneously.</w:t>
+      </w:r>
+    </w:p>
+    <w:p>
+      <w:r>
+        <w:t xml:space="preserve">2. </w:t>
+      </w:r>
+      <w:r>
+        <w:t>Improve AI model for better accuracy.</w:t>
+      </w:r>
+    </w:p>
+    <w:p/>
     <w:p>
       <w:pPr>
         <w:spacing w:after="308" w:line="259" w:lineRule="auto"/>
@@ -3486,6 +3625,95 @@
     </w:lvl>
   </w:abstractNum>
   <w:abstractNum w:abstractNumId="3" w15:restartNumberingAfterBreak="0">
+    <w:nsid w:val="13DE6E47"/>
+    <w:multiLevelType w:val="hybridMultilevel"/>
+    <w:tmpl w:val="0424573C"/>
+    <w:lvl w:ilvl="0" w:tplc="3409000F">
+      <w:start w:val="1"/>
+      <w:numFmt w:val="decimal"/>
+      <w:lvlText w:val="%1."/>
+      <w:lvlJc w:val="left"/>
+      <w:pPr>
+        <w:ind w:left="720" w:hanging="360"/>
+      </w:pPr>
+      <w:rPr>
+        <w:rFonts w:hint="default"/>
+      </w:rPr>
+    </w:lvl>
+    <w:lvl w:ilvl="1" w:tplc="34090019" w:tentative="1">
+      <w:start w:val="1"/>
+      <w:numFmt w:val="lowerLetter"/>
+      <w:lvlText w:val="%2."/>
+      <w:lvlJc w:val="left"/>
+      <w:pPr>
+        <w:ind w:left="1440" w:hanging="360"/>
+      </w:pPr>
+    </w:lvl>
+    <w:lvl w:ilvl="2" w:tplc="3409001B" w:tentative="1">
+      <w:start w:val="1"/>
+      <w:numFmt w:val="lowerRoman"/>
+      <w:lvlText w:val="%3."/>
+      <w:lvlJc w:val="right"/>
+      <w:pPr>
+        <w:ind w:left="2160" w:hanging="180"/>
+      </w:pPr>
+    </w:lvl>
+    <w:lvl w:ilvl="3" w:tplc="3409000F" w:tentative="1">
+      <w:start w:val="1"/>
+      <w:numFmt w:val="decimal"/>
+      <w:lvlText w:val="%4."/>
+      <w:lvlJc w:val="left"/>
+      <w:pPr>
+        <w:ind w:left="2880" w:hanging="360"/>
+      </w:pPr>
+    </w:lvl>
+    <w:lvl w:ilvl="4" w:tplc="34090019" w:tentative="1">
+      <w:start w:val="1"/>
+      <w:numFmt w:val="lowerLetter"/>
+      <w:lvlText w:val="%5."/>
+      <w:lvlJc w:val="left"/>
+      <w:pPr>
+        <w:ind w:left="3600" w:hanging="360"/>
+      </w:pPr>
+    </w:lvl>
+    <w:lvl w:ilvl="5" w:tplc="3409001B" w:tentative="1">
+      <w:start w:val="1"/>
+      <w:numFmt w:val="lowerRoman"/>
+      <w:lvlText w:val="%6."/>
+      <w:lvlJc w:val="right"/>
+      <w:pPr>
+        <w:ind w:left="4320" w:hanging="180"/>
+      </w:pPr>
+    </w:lvl>
+    <w:lvl w:ilvl="6" w:tplc="3409000F" w:tentative="1">
+      <w:start w:val="1"/>
+      <w:numFmt w:val="decimal"/>
+      <w:lvlText w:val="%7."/>
+      <w:lvlJc w:val="left"/>
+      <w:pPr>
+        <w:ind w:left="5040" w:hanging="360"/>
+      </w:pPr>
+    </w:lvl>
+    <w:lvl w:ilvl="7" w:tplc="34090019" w:tentative="1">
+      <w:start w:val="1"/>
+      <w:numFmt w:val="lowerLetter"/>
+      <w:lvlText w:val="%8."/>
+      <w:lvlJc w:val="left"/>
+      <w:pPr>
+        <w:ind w:left="5760" w:hanging="360"/>
+      </w:pPr>
+    </w:lvl>
+    <w:lvl w:ilvl="8" w:tplc="3409001B" w:tentative="1">
+      <w:start w:val="1"/>
+      <w:numFmt w:val="lowerRoman"/>
+      <w:lvlText w:val="%9."/>
+      <w:lvlJc w:val="right"/>
+      <w:pPr>
+        <w:ind w:left="6480" w:hanging="180"/>
+      </w:pPr>
+    </w:lvl>
+  </w:abstractNum>
+  <w:abstractNum w:abstractNumId="4" w15:restartNumberingAfterBreak="0">
     <w:nsid w:val="15D00222"/>
     <w:multiLevelType w:val="hybridMultilevel"/>
     <w:tmpl w:val="0812055E"/>
@@ -3697,7 +3925,7 @@
       </w:rPr>
     </w:lvl>
   </w:abstractNum>
-  <w:abstractNum w:abstractNumId="4" w15:restartNumberingAfterBreak="0">
+  <w:abstractNum w:abstractNumId="5" w15:restartNumberingAfterBreak="0">
     <w:nsid w:val="16FC7184"/>
     <w:multiLevelType w:val="hybridMultilevel"/>
     <w:tmpl w:val="062AB4C0"/>
@@ -3909,7 +4137,7 @@
       </w:rPr>
     </w:lvl>
   </w:abstractNum>
-  <w:abstractNum w:abstractNumId="5" w15:restartNumberingAfterBreak="0">
+  <w:abstractNum w:abstractNumId="6" w15:restartNumberingAfterBreak="0">
     <w:nsid w:val="1FE13ADC"/>
     <w:multiLevelType w:val="hybridMultilevel"/>
     <w:tmpl w:val="A4FCED1A"/>
@@ -4121,7 +4349,7 @@
       </w:rPr>
     </w:lvl>
   </w:abstractNum>
-  <w:abstractNum w:abstractNumId="6" w15:restartNumberingAfterBreak="0">
+  <w:abstractNum w:abstractNumId="7" w15:restartNumberingAfterBreak="0">
     <w:nsid w:val="3DE82AB3"/>
     <w:multiLevelType w:val="hybridMultilevel"/>
     <w:tmpl w:val="9E36297A"/>
@@ -4333,7 +4561,96 @@
       </w:rPr>
     </w:lvl>
   </w:abstractNum>
-  <w:abstractNum w:abstractNumId="7" w15:restartNumberingAfterBreak="0">
+  <w:abstractNum w:abstractNumId="8" w15:restartNumberingAfterBreak="0">
+    <w:nsid w:val="43764EAA"/>
+    <w:multiLevelType w:val="hybridMultilevel"/>
+    <w:tmpl w:val="E260246E"/>
+    <w:lvl w:ilvl="0" w:tplc="3409000F">
+      <w:start w:val="1"/>
+      <w:numFmt w:val="decimal"/>
+      <w:lvlText w:val="%1."/>
+      <w:lvlJc w:val="left"/>
+      <w:pPr>
+        <w:ind w:left="720" w:hanging="360"/>
+      </w:pPr>
+      <w:rPr>
+        <w:rFonts w:hint="default"/>
+      </w:rPr>
+    </w:lvl>
+    <w:lvl w:ilvl="1" w:tplc="34090019" w:tentative="1">
+      <w:start w:val="1"/>
+      <w:numFmt w:val="lowerLetter"/>
+      <w:lvlText w:val="%2."/>
+      <w:lvlJc w:val="left"/>
+      <w:pPr>
+        <w:ind w:left="1440" w:hanging="360"/>
+      </w:pPr>
+    </w:lvl>
+    <w:lvl w:ilvl="2" w:tplc="3409001B" w:tentative="1">
+      <w:start w:val="1"/>
+      <w:numFmt w:val="lowerRoman"/>
+      <w:lvlText w:val="%3."/>
+      <w:lvlJc w:val="right"/>
+      <w:pPr>
+        <w:ind w:left="2160" w:hanging="180"/>
+      </w:pPr>
+    </w:lvl>
+    <w:lvl w:ilvl="3" w:tplc="3409000F" w:tentative="1">
+      <w:start w:val="1"/>
+      <w:numFmt w:val="decimal"/>
+      <w:lvlText w:val="%4."/>
+      <w:lvlJc w:val="left"/>
+      <w:pPr>
+        <w:ind w:left="2880" w:hanging="360"/>
+      </w:pPr>
+    </w:lvl>
+    <w:lvl w:ilvl="4" w:tplc="34090019" w:tentative="1">
+      <w:start w:val="1"/>
+      <w:numFmt w:val="lowerLetter"/>
+      <w:lvlText w:val="%5."/>
+      <w:lvlJc w:val="left"/>
+      <w:pPr>
+        <w:ind w:left="3600" w:hanging="360"/>
+      </w:pPr>
+    </w:lvl>
+    <w:lvl w:ilvl="5" w:tplc="3409001B" w:tentative="1">
+      <w:start w:val="1"/>
+      <w:numFmt w:val="lowerRoman"/>
+      <w:lvlText w:val="%6."/>
+      <w:lvlJc w:val="right"/>
+      <w:pPr>
+        <w:ind w:left="4320" w:hanging="180"/>
+      </w:pPr>
+    </w:lvl>
+    <w:lvl w:ilvl="6" w:tplc="3409000F" w:tentative="1">
+      <w:start w:val="1"/>
+      <w:numFmt w:val="decimal"/>
+      <w:lvlText w:val="%7."/>
+      <w:lvlJc w:val="left"/>
+      <w:pPr>
+        <w:ind w:left="5040" w:hanging="360"/>
+      </w:pPr>
+    </w:lvl>
+    <w:lvl w:ilvl="7" w:tplc="34090019" w:tentative="1">
+      <w:start w:val="1"/>
+      <w:numFmt w:val="lowerLetter"/>
+      <w:lvlText w:val="%8."/>
+      <w:lvlJc w:val="left"/>
+      <w:pPr>
+        <w:ind w:left="5760" w:hanging="360"/>
+      </w:pPr>
+    </w:lvl>
+    <w:lvl w:ilvl="8" w:tplc="3409001B" w:tentative="1">
+      <w:start w:val="1"/>
+      <w:numFmt w:val="lowerRoman"/>
+      <w:lvlText w:val="%9."/>
+      <w:lvlJc w:val="right"/>
+      <w:pPr>
+        <w:ind w:left="6480" w:hanging="180"/>
+      </w:pPr>
+    </w:lvl>
+  </w:abstractNum>
+  <w:abstractNum w:abstractNumId="9" w15:restartNumberingAfterBreak="0">
     <w:nsid w:val="4DF87046"/>
     <w:multiLevelType w:val="hybridMultilevel"/>
     <w:tmpl w:val="191A4B94"/>
@@ -4545,7 +4862,7 @@
       </w:rPr>
     </w:lvl>
   </w:abstractNum>
-  <w:abstractNum w:abstractNumId="8" w15:restartNumberingAfterBreak="0">
+  <w:abstractNum w:abstractNumId="10" w15:restartNumberingAfterBreak="0">
     <w:nsid w:val="5A7331D7"/>
     <w:multiLevelType w:val="hybridMultilevel"/>
     <w:tmpl w:val="66A2BCE2"/>
@@ -4658,7 +4975,7 @@
       </w:rPr>
     </w:lvl>
   </w:abstractNum>
-  <w:abstractNum w:abstractNumId="9" w15:restartNumberingAfterBreak="0">
+  <w:abstractNum w:abstractNumId="11" w15:restartNumberingAfterBreak="0">
     <w:nsid w:val="5C16027C"/>
     <w:multiLevelType w:val="hybridMultilevel"/>
     <w:tmpl w:val="E7CC364C"/>
@@ -4870,7 +5187,7 @@
       </w:rPr>
     </w:lvl>
   </w:abstractNum>
-  <w:abstractNum w:abstractNumId="10" w15:restartNumberingAfterBreak="0">
+  <w:abstractNum w:abstractNumId="12" w15:restartNumberingAfterBreak="0">
     <w:nsid w:val="68BD6C13"/>
     <w:multiLevelType w:val="hybridMultilevel"/>
     <w:tmpl w:val="AA2E1784"/>
@@ -5082,7 +5399,7 @@
       </w:rPr>
     </w:lvl>
   </w:abstractNum>
-  <w:abstractNum w:abstractNumId="11" w15:restartNumberingAfterBreak="0">
+  <w:abstractNum w:abstractNumId="13" w15:restartNumberingAfterBreak="0">
     <w:nsid w:val="6C292CEA"/>
     <w:multiLevelType w:val="hybridMultilevel"/>
     <w:tmpl w:val="9CDC34DE"/>
@@ -5294,7 +5611,7 @@
       </w:rPr>
     </w:lvl>
   </w:abstractNum>
-  <w:abstractNum w:abstractNumId="12" w15:restartNumberingAfterBreak="0">
+  <w:abstractNum w:abstractNumId="14" w15:restartNumberingAfterBreak="0">
     <w:nsid w:val="773450AA"/>
     <w:multiLevelType w:val="hybridMultilevel"/>
     <w:tmpl w:val="8EB2A4D4"/>
@@ -5507,43 +5824,49 @@
     </w:lvl>
   </w:abstractNum>
   <w:num w:numId="1" w16cid:durableId="828058370">
+    <w:abstractNumId w:val="5"/>
+  </w:num>
+  <w:num w:numId="2" w16cid:durableId="610820627">
     <w:abstractNumId w:val="4"/>
   </w:num>
-  <w:num w:numId="2" w16cid:durableId="610820627">
-    <w:abstractNumId w:val="3"/>
-  </w:num>
   <w:num w:numId="3" w16cid:durableId="150296740">
-    <w:abstractNumId w:val="7"/>
+    <w:abstractNumId w:val="9"/>
   </w:num>
   <w:num w:numId="4" w16cid:durableId="1039667128">
+    <w:abstractNumId w:val="13"/>
+  </w:num>
+  <w:num w:numId="5" w16cid:durableId="388308040">
+    <w:abstractNumId w:val="6"/>
+  </w:num>
+  <w:num w:numId="6" w16cid:durableId="1533617835">
     <w:abstractNumId w:val="11"/>
   </w:num>
-  <w:num w:numId="5" w16cid:durableId="388308040">
-    <w:abstractNumId w:val="5"/>
-  </w:num>
-  <w:num w:numId="6" w16cid:durableId="1533617835">
-    <w:abstractNumId w:val="9"/>
-  </w:num>
   <w:num w:numId="7" w16cid:durableId="947470232">
-    <w:abstractNumId w:val="10"/>
+    <w:abstractNumId w:val="12"/>
   </w:num>
   <w:num w:numId="8" w16cid:durableId="1571115625">
-    <w:abstractNumId w:val="6"/>
+    <w:abstractNumId w:val="7"/>
   </w:num>
   <w:num w:numId="9" w16cid:durableId="1948123716">
     <w:abstractNumId w:val="1"/>
   </w:num>
   <w:num w:numId="10" w16cid:durableId="844635503">
-    <w:abstractNumId w:val="12"/>
+    <w:abstractNumId w:val="14"/>
   </w:num>
   <w:num w:numId="11" w16cid:durableId="87964321">
     <w:abstractNumId w:val="2"/>
   </w:num>
   <w:num w:numId="12" w16cid:durableId="1985427061">
-    <w:abstractNumId w:val="8"/>
+    <w:abstractNumId w:val="10"/>
   </w:num>
   <w:num w:numId="13" w16cid:durableId="161943103">
     <w:abstractNumId w:val="0"/>
+  </w:num>
+  <w:num w:numId="14" w16cid:durableId="302589716">
+    <w:abstractNumId w:val="8"/>
+  </w:num>
+  <w:num w:numId="15" w16cid:durableId="409036136">
+    <w:abstractNumId w:val="3"/>
   </w:num>
 </w:numbering>
 </file>
